--- a/Data Visualisation and Insight Word File.docx
+++ b/Data Visualisation and Insight Word File.docx
@@ -70,13 +70,106 @@
         <w:t>Summary</w:t>
       </w:r>
     </w:p>
-    <w:p/>
     <w:p>
       <w:pPr>
-        <w:pStyle w:val="Heading1"/>
+        <w:ind w:left="-5"/>
       </w:pPr>
       <w:r>
-        <w:t xml:space="preserve">Data Source and Description </w:t>
+        <w:t>The Accident Insights dashboard</w:t>
+      </w:r>
+      <w:r>
+        <w:t>s</w:t>
+      </w:r>
+      <w:r>
+        <w:t xml:space="preserve"> serve as an </w:t>
+      </w:r>
+      <w:proofErr w:type="gramStart"/>
+      <w:r>
+        <w:t>interactive visual data tool</w:t>
+      </w:r>
+      <w:r>
+        <w:t>s</w:t>
+      </w:r>
+      <w:proofErr w:type="gramEnd"/>
+      <w:r>
+        <w:t xml:space="preserve"> which enables users to investigate road accident patterns and the factors which cause them. The</w:t>
+      </w:r>
+      <w:r>
+        <w:t>re are two</w:t>
+      </w:r>
+      <w:r>
+        <w:t xml:space="preserve"> primary aim</w:t>
+      </w:r>
+      <w:r>
+        <w:t>s. One</w:t>
+      </w:r>
+      <w:r>
+        <w:t xml:space="preserve"> is to compare current year and previous year accident data to identify trends in accident frequency, fatalities, and severity. The other is to find out the cause and number of deaths in a certain scenario. </w:t>
+      </w:r>
+    </w:p>
+    <w:p>
+      <w:pPr>
+        <w:ind w:left="-5"/>
+        <w:rPr>
+          <w:rFonts w:ascii="Calibri" w:eastAsia="Calibri" w:hAnsi="Calibri" w:cs="Calibri"/>
+        </w:rPr>
+      </w:pPr>
+      <w:r>
+        <w:t>The dashboard</w:t>
+      </w:r>
+      <w:r>
+        <w:t>, made in Power BI,</w:t>
+      </w:r>
+      <w:r>
+        <w:t xml:space="preserve"> displays current year accident data by urban and rural regions while it shows monthly fatality and accident data changes between the present year and past year. The visualizations study accidents according to road conditions which include icy roads snow-covered roads wet roads and dry roads and road types which include main roads streets and highways. The special section presents the most common accident causes which include distracted driving drunk driving mechanical failure speeding and weather.</w:t>
+      </w:r>
+      <w:r>
+        <w:rPr>
+          <w:rFonts w:ascii="Calibri" w:eastAsia="Calibri" w:hAnsi="Calibri" w:cs="Calibri"/>
+        </w:rPr>
+        <w:t xml:space="preserve"> </w:t>
+      </w:r>
+      <w:r>
+        <w:t>Accidents are examined according to their month of occurrence and day of the week and time of day to discover temporal patterns.</w:t>
+      </w:r>
+    </w:p>
+    <w:p>
+      <w:pPr>
+        <w:spacing w:after="169"/>
+        <w:ind w:left="-5"/>
+        <w:rPr>
+          <w:rFonts w:eastAsia="Calibri" w:cs="Calibri"/>
+        </w:rPr>
+      </w:pPr>
+      <w:r>
+        <w:rPr>
+          <w:rFonts w:eastAsia="Calibri" w:cs="Calibri"/>
+        </w:rPr>
+        <w:t>The dashboard created in Tableau focused on displaying different scenarios and what poses a greater risk. The heat map visualization shows the severity of accidents by cause of accident according to selected metrics. The line chart of fatalities, vehicles involved, and injuries shows the number depending on speed. The severity distribution based on the road condition chart calculates severity and visually displays the result. The user can select aspects to see different scenarios, allowing them to visualize and understand the possibilities of accidents and their potential consequences.</w:t>
+      </w:r>
+    </w:p>
+    <w:p>
+      <w:pPr>
+        <w:spacing w:after="169"/>
+        <w:ind w:left="-5"/>
+        <w:rPr>
+          <w:rFonts w:ascii="Calibri" w:eastAsia="Calibri" w:hAnsi="Calibri" w:cs="Calibri"/>
+        </w:rPr>
+      </w:pPr>
+      <w:r>
+        <w:t>For both dashboards, u</w:t>
+      </w:r>
+      <w:r>
+        <w:t>sers can interactively filter the data</w:t>
+      </w:r>
+      <w:r>
+        <w:t xml:space="preserve"> and see various results</w:t>
+      </w:r>
+      <w:r>
+        <w:t xml:space="preserve">. </w:t>
+      </w:r>
+      <w:r>
+        <w:t>Dashboards enable road safety analysts, transport authorities, policymakers, and researchers to make decisions based on data analysis.</w:t>
       </w:r>
     </w:p>
     <w:p/>
@@ -85,6 +178,16 @@
         <w:pStyle w:val="Heading1"/>
       </w:pPr>
       <w:r>
+        <w:t xml:space="preserve">Data Source and Description </w:t>
+      </w:r>
+    </w:p>
+    <w:p/>
+    <w:p>
+      <w:pPr>
+        <w:pStyle w:val="Heading1"/>
+      </w:pPr>
+      <w:r>
+        <w:lastRenderedPageBreak/>
         <w:t>Techniques and Features</w:t>
       </w:r>
     </w:p>

--- a/Data Visualisation and Insight Word File.docx
+++ b/Data Visualisation and Insight Word File.docx
@@ -172,7 +172,6 @@
         <w:t>Dashboards enable road safety analysts, transport authorities, policymakers, and researchers to make decisions based on data analysis.</w:t>
       </w:r>
     </w:p>
-    <w:p/>
     <w:p>
       <w:pPr>
         <w:pStyle w:val="Heading1"/>
@@ -181,13 +180,206 @@
         <w:t xml:space="preserve">Data Source and Description </w:t>
       </w:r>
     </w:p>
-    <w:p/>
+    <w:p>
+      <w:pPr>
+        <w:ind w:left="-5"/>
+        <w:rPr>
+          <w:rFonts w:eastAsia="Calibri" w:cs="Calibri"/>
+        </w:rPr>
+      </w:pPr>
+      <w:r>
+        <w:t xml:space="preserve">The Global Road Accidents Dataset from Kaggle serves as the dataset for this research work. The dataset includes information about road traffic accidents together with multiple factors which may affect the probability of accidents and the severity of those </w:t>
+      </w:r>
+      <w:r>
+        <w:lastRenderedPageBreak/>
+        <w:t>accidents. It provides details about the conditions which existed during accidents together with the environmental elements and driver attributes.</w:t>
+      </w:r>
+      <w:r>
+        <w:rPr>
+          <w:rFonts w:eastAsia="Calibri" w:cs="Calibri"/>
+        </w:rPr>
+        <w:t xml:space="preserve"> </w:t>
+      </w:r>
+    </w:p>
+    <w:p>
+      <w:pPr>
+        <w:ind w:left="-5"/>
+        <w:rPr>
+          <w:rFonts w:eastAsia="Calibri" w:cs="Calibri"/>
+        </w:rPr>
+      </w:pPr>
+      <w:r>
+        <w:rPr>
+          <w:rFonts w:eastAsia="Calibri" w:cs="Calibri"/>
+        </w:rPr>
+        <w:t xml:space="preserve">Santosh Data </w:t>
+      </w:r>
+      <w:proofErr w:type="gramStart"/>
+      <w:r>
+        <w:rPr>
+          <w:rFonts w:eastAsia="Calibri" w:cs="Calibri"/>
+        </w:rPr>
+        <w:t>Cleaning(</w:t>
+      </w:r>
+      <w:r>
+        <w:rPr>
+          <w:rFonts w:eastAsia="Calibri" w:cs="Calibri"/>
+        </w:rPr>
+        <w:t xml:space="preserve">around  </w:t>
+      </w:r>
+      <w:r>
+        <w:rPr>
+          <w:rFonts w:eastAsia="Calibri" w:cs="Calibri"/>
+        </w:rPr>
+        <w:t>100</w:t>
+      </w:r>
+      <w:proofErr w:type="gramEnd"/>
+      <w:r>
+        <w:rPr>
+          <w:rFonts w:eastAsia="Calibri" w:cs="Calibri"/>
+        </w:rPr>
+        <w:t xml:space="preserve"> words)</w:t>
+      </w:r>
+    </w:p>
+    <w:p>
+      <w:pPr>
+        <w:ind w:left="-5"/>
+        <w:rPr>
+          <w:rFonts w:eastAsia="Calibri" w:cs="Calibri"/>
+        </w:rPr>
+      </w:pPr>
+      <w:r>
+        <w:rPr>
+          <w:rFonts w:eastAsia="Calibri" w:cs="Calibri"/>
+        </w:rPr>
+        <w:t xml:space="preserve">For the cleaned dataset. </w:t>
+      </w:r>
+      <w:r>
+        <w:rPr>
+          <w:rFonts w:eastAsia="Calibri" w:cs="Calibri"/>
+        </w:rPr>
+        <w:t>We used several exploratory data analyses (EDA) to identify key elements that we should use to tell the story to users.</w:t>
+      </w:r>
+      <w:r>
+        <w:rPr>
+          <w:rFonts w:eastAsia="Calibri" w:cs="Calibri"/>
+        </w:rPr>
+        <w:t xml:space="preserve"> </w:t>
+      </w:r>
+      <w:r>
+        <w:rPr>
+          <w:rFonts w:eastAsia="Calibri" w:cs="Calibri"/>
+        </w:rPr>
+        <w:t>We mainly used bar charts to identify these elements</w:t>
+      </w:r>
+      <w:r>
+        <w:rPr>
+          <w:rFonts w:eastAsia="Calibri" w:cs="Calibri"/>
+        </w:rPr>
+        <w:t>, but also heatmap and pie chart</w:t>
+      </w:r>
+      <w:r>
+        <w:rPr>
+          <w:rFonts w:eastAsia="Calibri" w:cs="Calibri"/>
+        </w:rPr>
+        <w:t xml:space="preserve">. The actual result can be seen in the python file, where detailed results are </w:t>
+      </w:r>
+      <w:r>
+        <w:rPr>
+          <w:rFonts w:eastAsia="Calibri" w:cs="Calibri"/>
+        </w:rPr>
+        <w:t>showed</w:t>
+      </w:r>
+      <w:r>
+        <w:rPr>
+          <w:rFonts w:eastAsia="Calibri" w:cs="Calibri"/>
+        </w:rPr>
+        <w:t xml:space="preserve">. </w:t>
+      </w:r>
+      <w:r>
+        <w:rPr>
+          <w:rFonts w:eastAsia="Calibri" w:cs="Calibri"/>
+        </w:rPr>
+        <w:t xml:space="preserve">In short, our findings let to realization we have synthetic or non-telling dataset. There was a discussion of what should be the next step to do. </w:t>
+      </w:r>
+      <w:r>
+        <w:rPr>
+          <w:rFonts w:eastAsia="Calibri" w:cs="Calibri"/>
+        </w:rPr>
+        <w:t>The decision was made, and we continued with the same data set.</w:t>
+      </w:r>
+      <w:r>
+        <w:rPr>
+          <w:rFonts w:eastAsia="Calibri" w:cs="Calibri"/>
+        </w:rPr>
+        <w:t xml:space="preserve"> </w:t>
+      </w:r>
+      <w:r>
+        <w:rPr>
+          <w:rFonts w:eastAsia="Calibri" w:cs="Calibri"/>
+        </w:rPr>
+        <w:t>For such a dataset, we decided to split workload according to specific topics/themes.</w:t>
+      </w:r>
+    </w:p>
+    <w:p>
+      <w:pPr>
+        <w:ind w:left="-5"/>
+        <w:rPr>
+          <w:rFonts w:eastAsia="Calibri" w:cs="Calibri"/>
+        </w:rPr>
+      </w:pPr>
+      <w:r>
+        <w:rPr>
+          <w:rFonts w:eastAsia="Calibri" w:cs="Calibri"/>
+        </w:rPr>
+        <w:t xml:space="preserve">Marek’s theme: </w:t>
+      </w:r>
+      <w:r>
+        <w:rPr>
+          <w:rFonts w:eastAsia="Calibri" w:cs="Calibri"/>
+        </w:rPr>
+        <w:t xml:space="preserve">“Why Are Accidents Severe </w:t>
+      </w:r>
+      <w:proofErr w:type="gramStart"/>
+      <w:r>
+        <w:rPr>
+          <w:rFonts w:eastAsia="Calibri" w:cs="Calibri"/>
+        </w:rPr>
+        <w:t>And</w:t>
+      </w:r>
+      <w:proofErr w:type="gramEnd"/>
+      <w:r>
+        <w:rPr>
+          <w:rFonts w:eastAsia="Calibri" w:cs="Calibri"/>
+        </w:rPr>
+        <w:t xml:space="preserve"> What It Can Cause It?”</w:t>
+      </w:r>
+    </w:p>
+    <w:p>
+      <w:pPr>
+        <w:ind w:left="-5"/>
+      </w:pPr>
+      <w:r>
+        <w:t>Santhosh</w:t>
+      </w:r>
+      <w:r>
+        <w:rPr>
+          <w:rFonts w:eastAsia="Calibri" w:cs="Calibri"/>
+        </w:rPr>
+        <w:t xml:space="preserve">’s theme: </w:t>
+      </w:r>
+      <w:r>
+        <w:rPr>
+          <w:rFonts w:eastAsia="Calibri" w:cs="Calibri"/>
+        </w:rPr>
+        <w:t>“Where and When Do Accidents Happen?”</w:t>
+      </w:r>
+    </w:p>
     <w:p>
       <w:pPr>
         <w:pStyle w:val="Heading1"/>
       </w:pPr>
       <w:r>
-        <w:lastRenderedPageBreak/>
         <w:t>Techniques and Features</w:t>
       </w:r>
     </w:p>

--- a/Data Visualisation and Insight Word File.docx
+++ b/Data Visualisation and Insight Word File.docx
@@ -212,33 +212,259 @@
         <w:rPr>
           <w:rFonts w:eastAsia="Calibri" w:cs="Calibri"/>
         </w:rPr>
-        <w:t xml:space="preserve">Santosh Data </w:t>
+        <w:t>The dataset underwent multiple Python data cleaning procedures which prepared it for</w:t>
+      </w:r>
+      <w:r>
+        <w:rPr>
+          <w:rFonts w:eastAsia="Calibri" w:cs="Calibri"/>
+        </w:rPr>
+        <w:t xml:space="preserve"> </w:t>
+      </w:r>
+      <w:r>
+        <w:rPr>
+          <w:rFonts w:eastAsia="Calibri" w:cs="Calibri"/>
+        </w:rPr>
+        <w:t>analytical processing.</w:t>
+      </w:r>
+      <w:r>
+        <w:rPr>
+          <w:rFonts w:eastAsia="Calibri" w:cs="Calibri"/>
+        </w:rPr>
+        <w:t xml:space="preserve"> </w:t>
+      </w:r>
+      <w:r>
+        <w:rPr>
+          <w:rFonts w:eastAsia="Calibri" w:cs="Calibri"/>
+        </w:rPr>
+        <w:t xml:space="preserve">The dataset was loaded into a Pandas </w:t>
+      </w:r>
+      <w:proofErr w:type="spellStart"/>
+      <w:r>
+        <w:rPr>
+          <w:rFonts w:eastAsia="Calibri" w:cs="Calibri"/>
+        </w:rPr>
+        <w:t>DataFrame</w:t>
+      </w:r>
+      <w:proofErr w:type="spellEnd"/>
+      <w:r>
+        <w:rPr>
+          <w:rFonts w:eastAsia="Calibri" w:cs="Calibri"/>
+        </w:rPr>
+        <w:t xml:space="preserve"> using the </w:t>
+      </w:r>
+      <w:proofErr w:type="spellStart"/>
+      <w:r>
+        <w:rPr>
+          <w:rFonts w:eastAsia="Calibri" w:cs="Calibri"/>
+        </w:rPr>
+        <w:t>read_</w:t>
       </w:r>
       <w:proofErr w:type="gramStart"/>
       <w:r>
         <w:rPr>
           <w:rFonts w:eastAsia="Calibri" w:cs="Calibri"/>
         </w:rPr>
-        <w:t>Cleaning(</w:t>
-      </w:r>
-      <w:r>
-        <w:rPr>
-          <w:rFonts w:eastAsia="Calibri" w:cs="Calibri"/>
-        </w:rPr>
-        <w:t xml:space="preserve">around  </w:t>
-      </w:r>
-      <w:r>
-        <w:rPr>
-          <w:rFonts w:eastAsia="Calibri" w:cs="Calibri"/>
-        </w:rPr>
-        <w:t>100</w:t>
+        <w:t>csv</w:t>
+      </w:r>
+      <w:proofErr w:type="spellEnd"/>
+      <w:r>
+        <w:rPr>
+          <w:rFonts w:eastAsia="Calibri" w:cs="Calibri"/>
+        </w:rPr>
+        <w:t>(</w:t>
       </w:r>
       <w:proofErr w:type="gramEnd"/>
       <w:r>
         <w:rPr>
           <w:rFonts w:eastAsia="Calibri" w:cs="Calibri"/>
         </w:rPr>
-        <w:t xml:space="preserve"> words)</w:t>
+        <w:t>) function. The dataset</w:t>
+      </w:r>
+      <w:r>
+        <w:rPr>
+          <w:rFonts w:eastAsia="Calibri" w:cs="Calibri"/>
+        </w:rPr>
+        <w:t xml:space="preserve"> </w:t>
+      </w:r>
+      <w:r>
+        <w:rPr>
+          <w:rFonts w:eastAsia="Calibri" w:cs="Calibri"/>
+        </w:rPr>
+        <w:t xml:space="preserve">structure was evaluated using </w:t>
+      </w:r>
+      <w:proofErr w:type="spellStart"/>
+      <w:proofErr w:type="gramStart"/>
+      <w:r>
+        <w:rPr>
+          <w:rFonts w:eastAsia="Calibri" w:cs="Calibri"/>
+        </w:rPr>
+        <w:t>df.shape</w:t>
+      </w:r>
+      <w:proofErr w:type="spellEnd"/>
+      <w:proofErr w:type="gramEnd"/>
+      <w:r>
+        <w:rPr>
+          <w:rFonts w:eastAsia="Calibri" w:cs="Calibri"/>
+        </w:rPr>
+        <w:t xml:space="preserve">, </w:t>
+      </w:r>
+      <w:proofErr w:type="gramStart"/>
+      <w:r>
+        <w:rPr>
+          <w:rFonts w:eastAsia="Calibri" w:cs="Calibri"/>
+        </w:rPr>
+        <w:t>df.info(</w:t>
+      </w:r>
+      <w:proofErr w:type="gramEnd"/>
+      <w:r>
+        <w:rPr>
+          <w:rFonts w:eastAsia="Calibri" w:cs="Calibri"/>
+        </w:rPr>
+        <w:t xml:space="preserve">), and </w:t>
+      </w:r>
+      <w:proofErr w:type="spellStart"/>
+      <w:proofErr w:type="gramStart"/>
+      <w:r>
+        <w:rPr>
+          <w:rFonts w:eastAsia="Calibri" w:cs="Calibri"/>
+        </w:rPr>
+        <w:t>df.describe</w:t>
+      </w:r>
+      <w:proofErr w:type="spellEnd"/>
+      <w:proofErr w:type="gramEnd"/>
+      <w:r>
+        <w:rPr>
+          <w:rFonts w:eastAsia="Calibri" w:cs="Calibri"/>
+        </w:rPr>
+        <w:t>(), which provided</w:t>
+      </w:r>
+      <w:r>
+        <w:rPr>
+          <w:rFonts w:eastAsia="Calibri" w:cs="Calibri"/>
+        </w:rPr>
+        <w:t xml:space="preserve"> </w:t>
+      </w:r>
+      <w:r>
+        <w:rPr>
+          <w:rFonts w:eastAsia="Calibri" w:cs="Calibri"/>
+        </w:rPr>
+        <w:t>information about the record count, data types, and summary statistics.</w:t>
+      </w:r>
+      <w:r>
+        <w:rPr>
+          <w:rFonts w:eastAsia="Calibri" w:cs="Calibri"/>
+        </w:rPr>
+        <w:t xml:space="preserve"> </w:t>
+      </w:r>
+      <w:r>
+        <w:rPr>
+          <w:rFonts w:eastAsia="Calibri" w:cs="Calibri"/>
+        </w:rPr>
+        <w:t xml:space="preserve">The dataset </w:t>
+      </w:r>
+      <w:proofErr w:type="spellStart"/>
+      <w:r>
+        <w:rPr>
+          <w:rFonts w:eastAsia="Calibri" w:cs="Calibri"/>
+        </w:rPr>
+        <w:t>analyzed</w:t>
+      </w:r>
+      <w:proofErr w:type="spellEnd"/>
+      <w:r>
+        <w:rPr>
+          <w:rFonts w:eastAsia="Calibri" w:cs="Calibri"/>
+        </w:rPr>
+        <w:t xml:space="preserve"> all missing information through </w:t>
+      </w:r>
+      <w:proofErr w:type="spellStart"/>
+      <w:r>
+        <w:rPr>
+          <w:rFonts w:eastAsia="Calibri" w:cs="Calibri"/>
+        </w:rPr>
+        <w:t>isnull</w:t>
+      </w:r>
+      <w:proofErr w:type="spellEnd"/>
+      <w:r>
+        <w:rPr>
+          <w:rFonts w:eastAsia="Calibri" w:cs="Calibri"/>
+        </w:rPr>
+        <w:t>(</w:t>
+      </w:r>
+      <w:proofErr w:type="gramStart"/>
+      <w:r>
+        <w:rPr>
+          <w:rFonts w:eastAsia="Calibri" w:cs="Calibri"/>
+        </w:rPr>
+        <w:t>).sum</w:t>
+      </w:r>
+      <w:proofErr w:type="gramEnd"/>
+      <w:r>
+        <w:rPr>
+          <w:rFonts w:eastAsia="Calibri" w:cs="Calibri"/>
+        </w:rPr>
+        <w:t>() which was used to find</w:t>
+      </w:r>
+      <w:r>
+        <w:rPr>
+          <w:rFonts w:eastAsia="Calibri" w:cs="Calibri"/>
+        </w:rPr>
+        <w:t xml:space="preserve"> </w:t>
+      </w:r>
+      <w:r>
+        <w:rPr>
+          <w:rFonts w:eastAsia="Calibri" w:cs="Calibri"/>
+        </w:rPr>
+        <w:t>all incomplete records. The dataset underwent duplicate testing through duplicated(</w:t>
+      </w:r>
+      <w:proofErr w:type="gramStart"/>
+      <w:r>
+        <w:rPr>
+          <w:rFonts w:eastAsia="Calibri" w:cs="Calibri"/>
+        </w:rPr>
+        <w:t>).sum</w:t>
+      </w:r>
+      <w:proofErr w:type="gramEnd"/>
+      <w:r>
+        <w:rPr>
+          <w:rFonts w:eastAsia="Calibri" w:cs="Calibri"/>
+        </w:rPr>
+        <w:t>() to</w:t>
+      </w:r>
+      <w:r>
+        <w:rPr>
+          <w:rFonts w:eastAsia="Calibri" w:cs="Calibri"/>
+        </w:rPr>
+        <w:t xml:space="preserve"> </w:t>
+      </w:r>
+      <w:r>
+        <w:rPr>
+          <w:rFonts w:eastAsia="Calibri" w:cs="Calibri"/>
+        </w:rPr>
+        <w:t>ensure that no repeated records existed, which would compromise the analysis.</w:t>
+      </w:r>
+      <w:r>
+        <w:rPr>
+          <w:rFonts w:eastAsia="Calibri" w:cs="Calibri"/>
+        </w:rPr>
+        <w:t xml:space="preserve"> </w:t>
+      </w:r>
+      <w:r>
+        <w:rPr>
+          <w:rFonts w:eastAsia="Calibri" w:cs="Calibri"/>
+        </w:rPr>
+        <w:t>The existing format of the dataset enabled researchers to perform exploratory analysis and</w:t>
+      </w:r>
+      <w:r>
+        <w:rPr>
+          <w:rFonts w:eastAsia="Calibri" w:cs="Calibri"/>
+        </w:rPr>
+        <w:t xml:space="preserve"> </w:t>
+      </w:r>
+      <w:r>
+        <w:rPr>
+          <w:rFonts w:eastAsia="Calibri" w:cs="Calibri"/>
+        </w:rPr>
+        <w:t>visualisation work without needing any structural changes to the dataset.</w:t>
       </w:r>
     </w:p>
     <w:p>

--- a/Data Visualisation and Insight Word File.docx
+++ b/Data Visualisation and Insight Word File.docx
@@ -212,7 +212,19 @@
         <w:rPr>
           <w:rFonts w:eastAsia="Calibri" w:cs="Calibri"/>
         </w:rPr>
-        <w:t>The dataset underwent multiple Python data cleaning procedures which prepared it for</w:t>
+        <w:t>The data</w:t>
+      </w:r>
+      <w:r>
+        <w:rPr>
+          <w:rFonts w:eastAsia="Calibri" w:cs="Calibri"/>
+        </w:rPr>
+        <w:t xml:space="preserve"> file</w:t>
+      </w:r>
+      <w:r>
+        <w:rPr>
+          <w:rFonts w:eastAsia="Calibri" w:cs="Calibri"/>
+        </w:rPr>
+        <w:t xml:space="preserve"> underwent multiple Python data cleaning procedures which prepared it for</w:t>
       </w:r>
       <w:r>
         <w:rPr>
@@ -236,7 +248,19 @@
         <w:rPr>
           <w:rFonts w:eastAsia="Calibri" w:cs="Calibri"/>
         </w:rPr>
-        <w:t xml:space="preserve">The dataset was loaded into a Pandas </w:t>
+        <w:t xml:space="preserve">The </w:t>
+      </w:r>
+      <w:r>
+        <w:rPr>
+          <w:rFonts w:eastAsia="Calibri" w:cs="Calibri"/>
+        </w:rPr>
+        <w:t>data</w:t>
+      </w:r>
+      <w:r>
+        <w:rPr>
+          <w:rFonts w:eastAsia="Calibri" w:cs="Calibri"/>
+        </w:rPr>
+        <w:t xml:space="preserve"> was loaded into a Pandas </w:t>
       </w:r>
       <w:proofErr w:type="spellStart"/>
       <w:r>
@@ -278,7 +302,7 @@
         <w:rPr>
           <w:rFonts w:eastAsia="Calibri" w:cs="Calibri"/>
         </w:rPr>
-        <w:t>) function. The dataset</w:t>
+        <w:t>) function. The</w:t>
       </w:r>
       <w:r>
         <w:rPr>
@@ -290,7 +314,19 @@
         <w:rPr>
           <w:rFonts w:eastAsia="Calibri" w:cs="Calibri"/>
         </w:rPr>
-        <w:t xml:space="preserve">structure was evaluated using </w:t>
+        <w:t>structure</w:t>
+      </w:r>
+      <w:r>
+        <w:rPr>
+          <w:rFonts w:eastAsia="Calibri" w:cs="Calibri"/>
+        </w:rPr>
+        <w:t xml:space="preserve"> of the dataset</w:t>
+      </w:r>
+      <w:r>
+        <w:rPr>
+          <w:rFonts w:eastAsia="Calibri" w:cs="Calibri"/>
+        </w:rPr>
+        <w:t xml:space="preserve"> was evaluated using </w:t>
       </w:r>
       <w:proofErr w:type="spellStart"/>
       <w:proofErr w:type="gramStart"/>
@@ -452,7 +488,19 @@
         <w:rPr>
           <w:rFonts w:eastAsia="Calibri" w:cs="Calibri"/>
         </w:rPr>
-        <w:t>The existing format of the dataset enabled researchers to perform exploratory analysis and</w:t>
+        <w:t xml:space="preserve">The existing format of the dataset enabled </w:t>
+      </w:r>
+      <w:r>
+        <w:rPr>
+          <w:rFonts w:eastAsia="Calibri" w:cs="Calibri"/>
+        </w:rPr>
+        <w:t>us</w:t>
+      </w:r>
+      <w:r>
+        <w:rPr>
+          <w:rFonts w:eastAsia="Calibri" w:cs="Calibri"/>
+        </w:rPr>
+        <w:t xml:space="preserve"> to perform exploratory analysis and</w:t>
       </w:r>
       <w:r>
         <w:rPr>

--- a/Data Visualisation and Insight Word File.docx
+++ b/Data Visualisation and Insight Word File.docx
@@ -64,6 +64,64 @@
     </w:p>
     <w:p>
       <w:pPr>
+        <w:jc w:val="center"/>
+        <w:rPr>
+          <w:b/>
+          <w:bCs/>
+        </w:rPr>
+      </w:pPr>
+      <w:r>
+        <w:rPr>
+          <w:b/>
+          <w:bCs/>
+        </w:rPr>
+        <w:t xml:space="preserve">| </w:t>
+      </w:r>
+      <w:r>
+        <w:rPr>
+          <w:b/>
+          <w:bCs/>
+        </w:rPr>
+        <w:t>T</w:t>
+      </w:r>
+      <w:r>
+        <w:rPr>
+          <w:b/>
+          <w:bCs/>
+        </w:rPr>
+        <w:t xml:space="preserve">ableau: </w:t>
+      </w:r>
+      <w:r>
+        <w:t xml:space="preserve">Marek </w:t>
+      </w:r>
+      <w:r>
+        <w:rPr>
+          <w:b/>
+          <w:bCs/>
+          <w:lang w:val="en-US"/>
+        </w:rPr>
+        <w:t>|</w:t>
+      </w:r>
+      <w:r>
+        <w:rPr>
+          <w:b/>
+          <w:bCs/>
+        </w:rPr>
+        <w:t xml:space="preserve"> Power BI: </w:t>
+      </w:r>
+      <w:r>
+        <w:t>Santhosh</w:t>
+      </w:r>
+      <w:r>
+        <w:rPr>
+          <w:b/>
+          <w:bCs/>
+        </w:rPr>
+        <w:t xml:space="preserve"> |</w:t>
+      </w:r>
+    </w:p>
+    <w:p>
+      <w:pPr>
         <w:pStyle w:val="Heading1"/>
       </w:pPr>
       <w:r>
@@ -188,11 +246,11 @@
         </w:rPr>
       </w:pPr>
       <w:r>
-        <w:t xml:space="preserve">The Global Road Accidents Dataset from Kaggle serves as the dataset for this research work. The dataset includes information about road traffic accidents together with multiple factors which may affect the probability of accidents and the severity of those </w:t>
+        <w:t xml:space="preserve">The Global Road Accidents Dataset from Kaggle serves as the dataset for this research work. The dataset includes information about road traffic accidents together with </w:t>
       </w:r>
       <w:r>
         <w:lastRenderedPageBreak/>
-        <w:t>accidents. It provides details about the conditions which existed during accidents together with the environmental elements and driver attributes.</w:t>
+        <w:t>multiple factors which may affect the probability of accidents and the severity of those accidents. It provides details about the conditions which existed during accidents together with the environmental elements and driver attributes.</w:t>
       </w:r>
       <w:r>
         <w:rPr>
@@ -656,6 +714,237 @@
       <w:r>
         <w:t>Techniques and Features</w:t>
       </w:r>
+    </w:p>
+    <w:p>
+      <w:r>
+        <w:t xml:space="preserve">Two dashboards meant to be created be tools such </w:t>
+      </w:r>
+      <w:proofErr w:type="spellStart"/>
+      <w:r>
+        <w:t>a</w:t>
+      </w:r>
+      <w:proofErr w:type="spellEnd"/>
+      <w:r>
+        <w:t xml:space="preserve"> </w:t>
+      </w:r>
+      <w:proofErr w:type="spellStart"/>
+      <w:r>
+        <w:t>PowerBI</w:t>
+      </w:r>
+      <w:proofErr w:type="spellEnd"/>
+      <w:r>
+        <w:t xml:space="preserve"> and Tableau.</w:t>
+      </w:r>
+      <w:r>
+        <w:t xml:space="preserve"> Themes</w:t>
+      </w:r>
+      <w:r>
+        <w:t xml:space="preserve">/topics </w:t>
+      </w:r>
+      <w:r>
+        <w:t>were split across two members of the group. Each dashboard should show intractability, visualisation and well-designed layout.</w:t>
+      </w:r>
+    </w:p>
+    <w:p>
+      <w:pPr>
+        <w:rPr>
+          <w:b/>
+          <w:bCs/>
+        </w:rPr>
+      </w:pPr>
+      <w:r>
+        <w:rPr>
+          <w:b/>
+          <w:bCs/>
+        </w:rPr>
+        <w:t xml:space="preserve">Tableau: </w:t>
+      </w:r>
+    </w:p>
+    <w:p>
+      <w:r>
+        <w:tab/>
+      </w:r>
+      <w:r>
+        <w:rPr>
+          <w:i/>
+          <w:iCs/>
+        </w:rPr>
+        <w:t xml:space="preserve">Line </w:t>
+      </w:r>
+      <w:r>
+        <w:rPr>
+          <w:i/>
+          <w:iCs/>
+        </w:rPr>
+        <w:t>chart</w:t>
+      </w:r>
+      <w:r>
+        <w:t xml:space="preserve">: </w:t>
+      </w:r>
+      <w:r>
+        <w:t>This graph illustrates the impact of speed limits. It shows the effect of speeds ranging from 30 km/h to 120 km/h. It allows you to visualize the consequences of high speeds.</w:t>
+      </w:r>
+    </w:p>
+    <w:p>
+      <w:r>
+        <w:tab/>
+      </w:r>
+      <w:r>
+        <w:rPr>
+          <w:i/>
+          <w:iCs/>
+        </w:rPr>
+        <w:t>Heatmap</w:t>
+      </w:r>
+      <w:r>
+        <w:t xml:space="preserve">: Likely the most complex graph. It </w:t>
+      </w:r>
+      <w:proofErr w:type="gramStart"/>
+      <w:r>
+        <w:t>visualize</w:t>
+      </w:r>
+      <w:proofErr w:type="gramEnd"/>
+      <w:r>
+        <w:t xml:space="preserve"> </w:t>
+      </w:r>
+      <w:r>
+        <w:t xml:space="preserve">the Accident Cause, Accident Severity </w:t>
+      </w:r>
+      <w:r>
+        <w:t xml:space="preserve">and </w:t>
+      </w:r>
+      <w:r>
+        <w:t>select specific measure (</w:t>
+      </w:r>
+      <w:proofErr w:type="spellStart"/>
+      <w:r>
+        <w:t>Cyclicts</w:t>
+      </w:r>
+      <w:proofErr w:type="spellEnd"/>
+      <w:r>
+        <w:t xml:space="preserve"> Involved</w:t>
+      </w:r>
+      <w:r>
+        <w:t xml:space="preserve">, </w:t>
+      </w:r>
+      <w:r>
+        <w:t>Driver Alcohol level</w:t>
+      </w:r>
+      <w:r>
+        <w:t xml:space="preserve">, </w:t>
+      </w:r>
+      <w:r>
+        <w:t>Driver Fatigue</w:t>
+      </w:r>
+      <w:r>
+        <w:t xml:space="preserve">, </w:t>
+      </w:r>
+      <w:r>
+        <w:t>Visibility Level</w:t>
+      </w:r>
+      <w:r>
+        <w:t xml:space="preserve">) to see the impact and the differences. </w:t>
+      </w:r>
+    </w:p>
+    <w:p>
+      <w:r>
+        <w:lastRenderedPageBreak/>
+        <w:tab/>
+      </w:r>
+      <w:r>
+        <w:rPr>
+          <w:i/>
+          <w:iCs/>
+        </w:rPr>
+        <w:t>Tree map</w:t>
+      </w:r>
+      <w:r>
+        <w:t>:</w:t>
+      </w:r>
+      <w:r>
+        <w:t xml:space="preserve"> </w:t>
+      </w:r>
+      <w:r>
+        <w:t>It is used as a visually appealing pie chart.</w:t>
+      </w:r>
+      <w:r>
+        <w:t xml:space="preserve"> Shows the consequences of driving on specific type of road. </w:t>
+      </w:r>
+    </w:p>
+    <w:p>
+      <w:pPr>
+        <w:rPr>
+          <w:i/>
+          <w:iCs/>
+        </w:rPr>
+      </w:pPr>
+      <w:r>
+        <w:tab/>
+      </w:r>
+      <w:r>
+        <w:rPr>
+          <w:i/>
+          <w:iCs/>
+        </w:rPr>
+        <w:t>Bar chart</w:t>
+      </w:r>
+      <w:r>
+        <w:t xml:space="preserve">: </w:t>
+      </w:r>
+      <w:r>
+        <w:t>A graph that tells us the story of the influence of population density on</w:t>
+      </w:r>
+      <w:r>
+        <w:t xml:space="preserve"> accident</w:t>
+      </w:r>
+      <w:r>
+        <w:t xml:space="preserve"> severity.</w:t>
+      </w:r>
+      <w:r>
+        <w:t xml:space="preserve"> </w:t>
+      </w:r>
+      <w:r>
+        <w:t>It should show us how population density changes based on accidents that occur in the surrounding area.</w:t>
+      </w:r>
+    </w:p>
+    <w:p>
+      <w:pPr>
+        <w:rPr>
+          <w:b/>
+          <w:bCs/>
+        </w:rPr>
+      </w:pPr>
+      <w:r>
+        <w:rPr>
+          <w:b/>
+          <w:bCs/>
+        </w:rPr>
+        <w:t>Power BI:</w:t>
+      </w:r>
+    </w:p>
+    <w:p>
+      <w:pPr>
+        <w:rPr>
+          <w:b/>
+          <w:bCs/>
+        </w:rPr>
+      </w:pPr>
+    </w:p>
+    <w:p>
+      <w:pPr>
+        <w:pStyle w:val="Heading1"/>
+      </w:pPr>
+      <w:r>
+        <w:t>Appraisal (Individual)</w:t>
+      </w:r>
+    </w:p>
+    <w:p>
+      <w:pPr>
+        <w:rPr>
+          <w:b/>
+          <w:bCs/>
+        </w:rPr>
+      </w:pPr>
     </w:p>
     <w:p/>
     <w:sectPr>

--- a/Data Visualisation and Insight Word File.docx
+++ b/Data Visualisation and Insight Word File.docx
@@ -924,11 +924,78 @@
     </w:p>
     <w:p>
       <w:pPr>
-        <w:rPr>
-          <w:b/>
-          <w:bCs/>
-        </w:rPr>
-      </w:pPr>
+        <w:ind w:firstLine="720"/>
+      </w:pPr>
+      <w:r>
+        <w:rPr>
+          <w:i/>
+          <w:iCs/>
+        </w:rPr>
+        <w:t>KPI Cards:</w:t>
+      </w:r>
+      <w:r>
+        <w:t xml:space="preserve"> The KPI cards displayed essential metrics which included Total Accidents and Total Casualties and Severe Accidents and Moderate Accidents. The selection of KPI cards enables users to get instant access to critical metrics which display all main performance indicators through brief summaries.</w:t>
+      </w:r>
+    </w:p>
+    <w:p>
+      <w:pPr>
+        <w:ind w:firstLine="720"/>
+      </w:pPr>
+      <w:r>
+        <w:rPr>
+          <w:i/>
+          <w:iCs/>
+        </w:rPr>
+        <w:t>Donut Chart:</w:t>
+      </w:r>
+      <w:r>
+        <w:t xml:space="preserve"> The donut chart displayed accident distribution between urban and rural areas. This visualisation method was selected because it shows proportionate distribution across categories which enables direct comparison of accident distribution between two location categories through visualisation instead of table data.</w:t>
+      </w:r>
+    </w:p>
+    <w:p>
+      <w:pPr>
+        <w:ind w:firstLine="720"/>
+      </w:pPr>
+      <w:r>
+        <w:rPr>
+          <w:i/>
+          <w:iCs/>
+        </w:rPr>
+        <w:t>Line Chart:</w:t>
+      </w:r>
+      <w:r>
+        <w:t xml:space="preserve"> The line chart displayed monthly comparison of current year fatalities against previous year fatalities. Line charts allow users to track time-based trends because they display data from multiple months which enables users to see both upward and downward patterns.</w:t>
+      </w:r>
+    </w:p>
+    <w:p>
+      <w:pPr>
+        <w:ind w:firstLine="720"/>
+      </w:pPr>
+      <w:r>
+        <w:rPr>
+          <w:i/>
+          <w:iCs/>
+        </w:rPr>
+        <w:t>Clustered Bar Chart:</w:t>
+      </w:r>
+      <w:r>
+        <w:t xml:space="preserve"> The clustered bar chart displayed accident data from different road conditions which included icy roads and snow-covered roads and wet roads and dry roads. The chart was selected because it enables users to compare two variables which include current year data and previous year data across different categories.</w:t>
+      </w:r>
+    </w:p>
+    <w:p>
+      <w:pPr>
+        <w:ind w:firstLine="720"/>
+      </w:pPr>
+      <w:r>
+        <w:rPr>
+          <w:i/>
+          <w:iCs/>
+        </w:rPr>
+        <w:t>Clustered Column Chart:</w:t>
+      </w:r>
+      <w:r>
+        <w:t xml:space="preserve"> The clustered column chart displays accident data for different road types which include main roads and streets and highways. The visualisation was selected because column charts show better value comparison between categories which helps viewers identify the existing differences.</w:t>
+      </w:r>
     </w:p>
     <w:p>
       <w:pPr>

--- a/Data Visualisation and Insight Word File.docx
+++ b/Data Visualisation and Insight Word File.docx
@@ -584,67 +584,7 @@
         <w:rPr>
           <w:rFonts w:eastAsia="Calibri" w:cs="Calibri"/>
         </w:rPr>
-        <w:t xml:space="preserve">For the cleaned dataset. </w:t>
-      </w:r>
-      <w:r>
-        <w:rPr>
-          <w:rFonts w:eastAsia="Calibri" w:cs="Calibri"/>
-        </w:rPr>
-        <w:t>We used several exploratory data analyses (EDA) to identify key elements that we should use to tell the story to users.</w:t>
-      </w:r>
-      <w:r>
-        <w:rPr>
-          <w:rFonts w:eastAsia="Calibri" w:cs="Calibri"/>
-        </w:rPr>
-        <w:t xml:space="preserve"> </w:t>
-      </w:r>
-      <w:r>
-        <w:rPr>
-          <w:rFonts w:eastAsia="Calibri" w:cs="Calibri"/>
-        </w:rPr>
-        <w:t>We mainly used bar charts to identify these elements</w:t>
-      </w:r>
-      <w:r>
-        <w:rPr>
-          <w:rFonts w:eastAsia="Calibri" w:cs="Calibri"/>
-        </w:rPr>
-        <w:t>, but also heatmap and pie chart</w:t>
-      </w:r>
-      <w:r>
-        <w:rPr>
-          <w:rFonts w:eastAsia="Calibri" w:cs="Calibri"/>
-        </w:rPr>
-        <w:t xml:space="preserve">. The actual result can be seen in the python file, where detailed results are </w:t>
-      </w:r>
-      <w:r>
-        <w:rPr>
-          <w:rFonts w:eastAsia="Calibri" w:cs="Calibri"/>
-        </w:rPr>
-        <w:t>showed</w:t>
-      </w:r>
-      <w:r>
-        <w:rPr>
-          <w:rFonts w:eastAsia="Calibri" w:cs="Calibri"/>
-        </w:rPr>
-        <w:t xml:space="preserve">. </w:t>
-      </w:r>
-      <w:r>
-        <w:rPr>
-          <w:rFonts w:eastAsia="Calibri" w:cs="Calibri"/>
-        </w:rPr>
-        <w:t xml:space="preserve">In short, our findings let to realization we have synthetic or non-telling dataset. There was a discussion of what should be the next step to do. </w:t>
-      </w:r>
-      <w:r>
-        <w:rPr>
-          <w:rFonts w:eastAsia="Calibri" w:cs="Calibri"/>
-        </w:rPr>
-        <w:t>The decision was made, and we continued with the same data set.</w:t>
-      </w:r>
-      <w:r>
-        <w:rPr>
-          <w:rFonts w:eastAsia="Calibri" w:cs="Calibri"/>
-        </w:rPr>
-        <w:t xml:space="preserve"> </w:t>
+        <w:t xml:space="preserve">For the cleaned dataset. We used several exploratory data analyses (EDA) to identify key elements that we should use to tell the story to users. We mainly used bar charts to identify these elements, but also heatmap and pie chart. The actual result can be seen in the python file, where detailed results are showed. In short, our findings let to realization we have synthetic or non-telling dataset. There was a discussion of what should be the next step to do. The decision was made, and we continued with the same data set. </w:t>
       </w:r>
       <w:r>
         <w:rPr>
@@ -664,13 +604,7 @@
         <w:rPr>
           <w:rFonts w:eastAsia="Calibri" w:cs="Calibri"/>
         </w:rPr>
-        <w:t xml:space="preserve">Marek’s theme: </w:t>
-      </w:r>
-      <w:r>
-        <w:rPr>
-          <w:rFonts w:eastAsia="Calibri" w:cs="Calibri"/>
-        </w:rPr>
-        <w:t xml:space="preserve">“Why Are Accidents Severe </w:t>
+        <w:t xml:space="preserve">Marek’s theme: “Why Are Accidents Severe </w:t>
       </w:r>
       <w:proofErr w:type="gramStart"/>
       <w:r>
@@ -698,13 +632,7 @@
         <w:rPr>
           <w:rFonts w:eastAsia="Calibri" w:cs="Calibri"/>
         </w:rPr>
-        <w:t xml:space="preserve">’s theme: </w:t>
-      </w:r>
-      <w:r>
-        <w:rPr>
-          <w:rFonts w:eastAsia="Calibri" w:cs="Calibri"/>
-        </w:rPr>
-        <w:t>“Where and When Do Accidents Happen?”</w:t>
+        <w:t>’s theme: “Where and When Do Accidents Happen?”</w:t>
       </w:r>
     </w:p>
     <w:p>
@@ -822,28 +750,7 @@
       </w:r>
       <w:proofErr w:type="spellEnd"/>
       <w:r>
-        <w:t xml:space="preserve"> Involved</w:t>
-      </w:r>
-      <w:r>
-        <w:t xml:space="preserve">, </w:t>
-      </w:r>
-      <w:r>
-        <w:t>Driver Alcohol level</w:t>
-      </w:r>
-      <w:r>
-        <w:t xml:space="preserve">, </w:t>
-      </w:r>
-      <w:r>
-        <w:t>Driver Fatigue</w:t>
-      </w:r>
-      <w:r>
-        <w:t xml:space="preserve">, </w:t>
-      </w:r>
-      <w:r>
-        <w:t>Visibility Level</w:t>
-      </w:r>
-      <w:r>
-        <w:t xml:space="preserve">) to see the impact and the differences. </w:t>
+        <w:t xml:space="preserve"> Involved, Driver Alcohol level, Driver Fatigue, Visibility Level) to see the impact and the differences. </w:t>
       </w:r>
     </w:p>
     <w:p>
@@ -1007,11 +914,150 @@
     </w:p>
     <w:p>
       <w:pPr>
+        <w:pStyle w:val="Heading2"/>
+      </w:pPr>
+      <w:r>
+        <w:t>Negative:</w:t>
+      </w:r>
+    </w:p>
+    <w:p>
+      <w:r>
+        <w:t xml:space="preserve">Readability was one of the main problems. I tried to make the main text as visible as possible. The problem was the rows and columns around the graphs. The text was not sufficiently legible. The text colours were </w:t>
+      </w:r>
+      <w:proofErr w:type="spellStart"/>
+      <w:r>
+        <w:t>gray</w:t>
+      </w:r>
+      <w:proofErr w:type="spellEnd"/>
+      <w:r>
+        <w:t xml:space="preserve"> or transparent, and the size was too small to be easily seen. </w:t>
+      </w:r>
+    </w:p>
+    <w:p>
+      <w:r>
+        <w:lastRenderedPageBreak/>
+        <w:t xml:space="preserve">Another problem was the column titled "Impact of population density on severity." The problem or recommendation was to turn it into a line graph instead of a bar graph, because it currently uses the population total, which only reflects the total volume of data points, not the actual impact. A line graph would show the relationship between the variables. It would be easier to see whether the population is growing or declining based on severity. </w:t>
+      </w:r>
+    </w:p>
+    <w:p>
+      <w:r>
+        <w:t>The last thing was probably the dataset itself. We knew that the dataset was most likely synthetic or modified. Therefore, it does not show real data, and we cannot draw any conclusions from it, which is a real shame. There are several reasons why we chose it anyway. Time and effort had already been spent. We would have to start from scratch. The idea that we would have no result was also a result. I think that in real work, we will have to find something in the data set where there will ultimately be nothing to show, which is also a result. I took the opportunity to try it, and it was difficult. I understand the criticism and think it is deserved. I am just stating why we made this mistake and my opinion.</w:t>
+      </w:r>
+    </w:p>
+    <w:p>
+      <w:pPr>
+        <w:pStyle w:val="Heading2"/>
+      </w:pPr>
+      <w:r>
+        <w:t>Positive:</w:t>
+      </w:r>
+    </w:p>
+    <w:p>
+      <w:r>
+        <w:t xml:space="preserve">One of the positives were the intractability. Being able to choose specific Weather Condition, Road Type, Driver Age Group, Vehicle Condition, Gender, Country let you play with dashboard and possibly to see different results. Especially the Select Measure filter was nice touch. Based on what measure you select it changes the heatmap. </w:t>
+      </w:r>
+    </w:p>
+    <w:p>
+      <w:r>
+        <w:t xml:space="preserve">Another positive point was placing the charts in the right place along with the filter under the title. Users could select a specific topic and track changes in real time. I had problems with the placement and position of the graphs. At the beginning, I created too many graphs and couldn't place them correctly in the dashboard. I had to experiment with the placement and think about what I wanted to convey. One of the graphs wasn't created correctly, but otherwise it was okay. I consider it a success. </w:t>
+      </w:r>
+    </w:p>
+    <w:p>
+      <w:r>
+        <w:t xml:space="preserve">The last mention concerned the </w:t>
+      </w:r>
+      <w:proofErr w:type="spellStart"/>
+      <w:r>
+        <w:t>color</w:t>
+      </w:r>
+      <w:proofErr w:type="spellEnd"/>
+      <w:r>
+        <w:t xml:space="preserve"> scheme. I chose suitable </w:t>
+      </w:r>
+      <w:proofErr w:type="spellStart"/>
+      <w:r>
+        <w:t>colors</w:t>
+      </w:r>
+      <w:proofErr w:type="spellEnd"/>
+      <w:r>
+        <w:t xml:space="preserve"> ranging from green to red. Thanks to these </w:t>
+      </w:r>
+      <w:proofErr w:type="spellStart"/>
+      <w:r>
+        <w:t>colors</w:t>
+      </w:r>
+      <w:proofErr w:type="spellEnd"/>
+      <w:r>
+        <w:t xml:space="preserve">, it looked obvious at first glance that there was a big difference between the variables, even though the dataset did not show anything. </w:t>
+      </w:r>
+      <w:proofErr w:type="gramStart"/>
+      <w:r>
+        <w:t>Therefore</w:t>
+      </w:r>
+      <w:proofErr w:type="gramEnd"/>
+      <w:r>
+        <w:t xml:space="preserve"> it can trick human </w:t>
+      </w:r>
+      <w:proofErr w:type="gramStart"/>
+      <w:r>
+        <w:t>eye</w:t>
+      </w:r>
+      <w:proofErr w:type="gramEnd"/>
+      <w:r>
+        <w:t xml:space="preserve"> and it is a good example of properly </w:t>
+      </w:r>
+      <w:proofErr w:type="spellStart"/>
+      <w:r>
+        <w:t>analyzing</w:t>
+      </w:r>
+      <w:proofErr w:type="spellEnd"/>
+      <w:r>
+        <w:t xml:space="preserve"> the dashboard, which was my intention.</w:t>
+      </w:r>
+    </w:p>
+    <w:p>
+      <w:pPr>
+        <w:pStyle w:val="Heading1"/>
+      </w:pPr>
+      <w:r>
+        <w:t>Future:</w:t>
+      </w:r>
+    </w:p>
+    <w:p>
+      <w:r>
+        <w:t xml:space="preserve">For future work, I would like to choose a data set that can tell a story. That is the main issue for me. Next time, I will be more careful. I would also like to try </w:t>
+      </w:r>
+      <w:proofErr w:type="spellStart"/>
+      <w:r>
+        <w:t>PowerBI</w:t>
+      </w:r>
+      <w:proofErr w:type="spellEnd"/>
+      <w:r>
+        <w:t xml:space="preserve"> because, even though I think Tableau is better, </w:t>
+      </w:r>
+      <w:proofErr w:type="spellStart"/>
+      <w:r>
+        <w:t>PowerBI</w:t>
+      </w:r>
+      <w:proofErr w:type="spellEnd"/>
+      <w:r>
+        <w:t xml:space="preserve"> is the industry standard, so I would like to </w:t>
+      </w:r>
+      <w:r>
+        <w:lastRenderedPageBreak/>
+        <w:t xml:space="preserve">gain more experience using it. I would also like to think more about what I want to convey with the charts. I created one incorrect chart. </w:t>
+      </w:r>
+    </w:p>
+    <w:p>
+      <w:pPr>
         <w:rPr>
           <w:b/>
           <w:bCs/>
         </w:rPr>
       </w:pPr>
+      <w:r>
+        <w:t>In general, I would like to do more research and be more aware of the options I have. If I had thought more about which dataset is usable and which charts make sense, I might have had a better result.</w:t>
+      </w:r>
     </w:p>
     <w:p/>
     <w:sectPr>
@@ -1626,6 +1672,7 @@
   <w:style w:type="character" w:default="1" w:styleId="DefaultParagraphFont">
     <w:name w:val="Default Paragraph Font"/>
     <w:uiPriority w:val="1"/>
+    <w:semiHidden/>
     <w:unhideWhenUsed/>
   </w:style>
   <w:style w:type="table" w:default="1" w:styleId="TableNormal">
